--- a/docs/ShapeMix/tutorials/bayesian/bayesian_inference_notes.docx
+++ b/docs/ShapeMix/tutorials/bayesian/bayesian_inference_notes.docx
@@ -4,13 +4,104 @@
   <w:body>
     <w:p>
       <w:pPr>
-        <w:spacing w:after="0" w:line="240" w:lineRule="auto"/>
-        <w:rPr>
-          <w:rFonts w:ascii="Roboto" w:eastAsia="Times New Roman" w:hAnsi="Roboto" w:cs="Times New Roman"/>
-          <w:kern w:val="0"/>
-          <w14:ligatures w14:val="none"/>
-        </w:rPr>
-      </w:pPr>
+        <w:rPr>
+          <w:rFonts w:ascii="Roboto" w:hAnsi="Symbol"/>
+        </w:rPr>
+      </w:pPr>
+    </w:p>
+    <w:p>
+      <w:pPr>
+        <w:rPr>
+          <w:rFonts w:ascii="Roboto" w:hAnsi="Symbol"/>
+        </w:rPr>
+      </w:pPr>
+    </w:p>
+    <w:p>
+      <w:pPr>
+        <w:rPr>
+          <w:rFonts w:ascii="Roboto" w:hAnsi="Symbol"/>
+        </w:rPr>
+      </w:pPr>
+    </w:p>
+    <w:p>
+      <w:pPr>
+        <w:rPr>
+          <w:rFonts w:ascii="Roboto" w:hAnsi="Symbol"/>
+        </w:rPr>
+      </w:pPr>
+    </w:p>
+    <w:p>
+      <w:pPr>
+        <w:pStyle w:val="Heading1"/>
+      </w:pPr>
+      <w:r>
+        <w:t>I</w:t>
+      </w:r>
+      <w:r>
+        <w:t xml:space="preserve">s </w:t>
+      </w:r>
+      <w:proofErr w:type="spellStart"/>
+      <w:r>
+        <w:t>bayesian</w:t>
+      </w:r>
+      <w:proofErr w:type="spellEnd"/>
+      <w:r>
+        <w:t xml:space="preserve"> inference the same as </w:t>
+      </w:r>
+      <w:proofErr w:type="spellStart"/>
+      <w:r>
+        <w:t>bayesian</w:t>
+      </w:r>
+      <w:proofErr w:type="spellEnd"/>
+      <w:r>
+        <w:t xml:space="preserve"> statistics?</w:t>
+      </w:r>
+    </w:p>
+    <w:p>
+      <w:r>
+        <w:rPr>
+          <w:rStyle w:val="Strong"/>
+          <w:rFonts w:ascii="Roboto" w:hAnsi="Roboto"/>
+        </w:rPr>
+        <w:t>Bayesian statistics</w:t>
+      </w:r>
+      <w:r>
+        <w:rPr>
+          <w:rStyle w:val="inqyif"/>
+          <w:rFonts w:ascii="Roboto" w:hAnsi="Roboto"/>
+        </w:rPr>
+        <w:t xml:space="preserve"> is the entire sub-field of mathematics and data analysis. It treats probability as a measure of belief or uncertainty</w:t>
+      </w:r>
+      <w:r>
+        <w:rPr>
+          <w:rStyle w:val="inqyif"/>
+          <w:rFonts w:ascii="Roboto" w:hAnsi="Roboto"/>
+        </w:rPr>
+        <w:t>.</w:t>
+      </w:r>
+    </w:p>
+    <w:p>
+      <w:r>
+        <w:rPr>
+          <w:rStyle w:val="Strong"/>
+          <w:rFonts w:ascii="Roboto" w:hAnsi="Roboto"/>
+        </w:rPr>
+        <w:t>Bayesian inference</w:t>
+      </w:r>
+      <w:r>
+        <w:rPr>
+          <w:rStyle w:val="inqyif"/>
+          <w:rFonts w:ascii="Roboto" w:hAnsi="Roboto"/>
+        </w:rPr>
+        <w:t xml:space="preserve"> is the specific practical process or tool within that field. It uses Bayes' theorem to update the probability of a hypothesis or model parameter when new data arrives</w:t>
+      </w:r>
+      <w:r>
+        <w:rPr>
+          <w:rStyle w:val="inqyif"/>
+          <w:rFonts w:ascii="Roboto" w:hAnsi="Roboto"/>
+        </w:rPr>
+        <w:t>.</w:t>
+      </w:r>
     </w:p>
     <w:p>
       <w:pPr>
@@ -219,6 +310,7 @@
           <w:szCs w:val="26"/>
           <w14:ligatures w14:val="none"/>
         </w:rPr>
+        <w:lastRenderedPageBreak/>
         <w:t xml:space="preserve">In Bayesian statistics, </w:t>
       </w:r>
       <w:r>
@@ -818,6 +910,7 @@
           <w:szCs w:val="26"/>
           <w14:ligatures w14:val="none"/>
         </w:rPr>
+        <w:lastRenderedPageBreak/>
         <w:t>The Prior Distribution:</w:t>
       </w:r>
       <w:r>
@@ -1822,6 +1915,7 @@
           <w:kern w:val="0"/>
           <w14:ligatures w14:val="none"/>
         </w:rPr>
+        <w:lastRenderedPageBreak/>
         <w:t>Empirical Bayes:</w:t>
       </w:r>
       <w:r>
@@ -2499,6 +2593,7 @@
           <w:sz w:val="26"/>
           <w:szCs w:val="26"/>
         </w:rPr>
+        <w:lastRenderedPageBreak/>
         <w:t xml:space="preserve">This is where you set the </w:t>
       </w:r>
       <w:r>
@@ -3211,7 +3306,19 @@
           <w:sz w:val="26"/>
           <w:szCs w:val="26"/>
         </w:rPr>
-        <w:t>Markov Chain Monte Carlo (MCMC)</w:t>
+        <w:t xml:space="preserve">Markov Chain </w:t>
+      </w:r>
+      <w:r>
+        <w:rPr>
+          <w:rFonts w:ascii="Helvetica Neue" w:hAnsi="Helvetica Neue"/>
+          <w:b/>
+          <w:bCs/>
+          <w:color w:val="1F1F1F"/>
+          <w:sz w:val="26"/>
+          <w:szCs w:val="26"/>
+        </w:rPr>
+        <w:lastRenderedPageBreak/>
+        <w:t>Monte Carlo (MCMC)</w:t>
       </w:r>
       <w:r>
         <w:rPr>
@@ -3781,6 +3888,7 @@
           <w:sz w:val="26"/>
           <w:szCs w:val="26"/>
         </w:rPr>
+        <w:lastRenderedPageBreak/>
         <w:t>What controls it:</w:t>
       </w:r>
       <w:r>
@@ -4346,10 +4454,8 @@
         <w:pStyle w:val="Heading1"/>
       </w:pPr>
       <w:r>
-        <w:t>G</w:t>
-      </w:r>
-      <w:r>
-        <w:t>iven a set of collected data X, the numerator part of the equation is: likelihood x prior. numerator part is essentially a function of the hyperparameters, right?</w:t>
+        <w:lastRenderedPageBreak/>
+        <w:t>Given a set of collected data X, the numerator part of the equation is: likelihood x prior. numerator part is essentially a function of the hyperparameters, right?</w:t>
       </w:r>
     </w:p>
     <w:p>
@@ -5124,6 +5230,7 @@
           <w:sz w:val="30"/>
           <w:szCs w:val="30"/>
         </w:rPr>
+        <w:lastRenderedPageBreak/>
         <w:t>The Role of Hyperparameters</w:t>
       </w:r>
     </w:p>
@@ -5917,6 +6024,7 @@
           <w:sz w:val="26"/>
           <w:szCs w:val="26"/>
         </w:rPr>
+        <w:lastRenderedPageBreak/>
         <w:t xml:space="preserve">The denominator, </w:t>
       </w:r>
       <m:oMath>
@@ -6809,6 +6917,7 @@
           <w:sz w:val="30"/>
           <w:szCs w:val="30"/>
         </w:rPr>
+        <w:lastRenderedPageBreak/>
         <w:t>2. How We Bypass It: MCMC</w:t>
       </w:r>
     </w:p>
@@ -10711,6 +10820,11 @@
       <w14:ligatures w14:val="none"/>
     </w:rPr>
   </w:style>
+  <w:style w:type="character" w:customStyle="1" w:styleId="inqyif">
+    <w:name w:val="inqyif"/>
+    <w:basedOn w:val="DefaultParagraphFont"/>
+    <w:rsid w:val="00025480"/>
+  </w:style>
 </w:styles>
 </file>
 
